--- a/word-templates/modele-rapport-classique-annote.docx
+++ b/word-templates/modele-rapport-classique-annote.docx
@@ -212,20 +212,310 @@
           <w:sz w:val="18"/>
           <w:szCs w:val="18"/>
         </w:rPr>
-        <w:t xml:space="preserve">Tableau auto-généré : colonnes par défaut de l'application, avec un style de tableau du modèle (remplacer « Grid Table 4 Accent 1 » par le nom d'un style présent dans votre modèle).</w:t>
-      </w:r>
-    </w:p>
-    <w:p>
-      <w:r>
-        <w:rPr>
-          <w:rFonts w:ascii="Consolas" w:cs="Consolas" w:eastAsia="Consolas" w:hAnsi="Consolas"/>
-          <w:b/>
-          <w:bCs/>
-          <w:color w:val="2F5BD0"/>
-        </w:rPr>
-        <w:t xml:space="preserve">{{ table source="risks" style="Grid Table 4 Accent 1" }}</w:t>
-      </w:r>
-    </w:p>
+        <w:t xml:space="preserve">Registre construit dans Word (boucle de ligne, triée par criticité initiale décroissante) : les colonnes « Sources » et « Criticité » affichent les étiquettes en badges colorés (| badge). Le tableau auto-généré { table source=risks } est illustré dans le modèle éclaté.</w:t>
+      </w:r>
+    </w:p>
+    <w:tbl>
+      <w:tblPr>
+        <w:tblW w:type="dxa" w:w="10000"/>
+        <w:tblBorders>
+          <w:top w:val="single" w:color="C9D3E0" w:sz="4"/>
+          <w:left w:val="single" w:color="C9D3E0" w:sz="4"/>
+          <w:bottom w:val="single" w:color="C9D3E0" w:sz="4"/>
+          <w:right w:val="single" w:color="C9D3E0" w:sz="4"/>
+          <w:insideH w:val="single" w:color="C9D3E0" w:sz="4"/>
+          <w:insideV w:val="single" w:color="C9D3E0" w:sz="4"/>
+        </w:tblBorders>
+      </w:tblPr>
+      <w:tblGrid>
+        <w:gridCol w:w="800"/>
+        <w:gridCol w:w="2400"/>
+        <w:gridCol w:w="1400"/>
+        <w:gridCol w:w="2400"/>
+        <w:gridCol w:w="1500"/>
+        <w:gridCol w:w="1500"/>
+      </w:tblGrid>
+      <w:tr>
+        <w:trPr>
+          <w:tblHeader/>
+        </w:trPr>
+        <w:tc>
+          <w:tcPr>
+            <w:tcW w:type="auto" w:w="0"/>
+            <w:shd w:fill="EEF2F8" w:color="auto" w:val="clear"/>
+            <w:tcMar>
+              <w:top w:type="dxa" w:w="40"/>
+              <w:left w:type="dxa" w:w="80"/>
+              <w:bottom w:type="dxa" w:w="40"/>
+              <w:right w:type="dxa" w:w="80"/>
+            </w:tcMar>
+          </w:tcPr>
+          <w:p>
+            <w:r>
+              <w:rPr>
+                <w:b/>
+                <w:bCs/>
+                <w:sz w:val="18"/>
+                <w:szCs w:val="18"/>
+              </w:rPr>
+              <w:t xml:space="preserve">ID</w:t>
+            </w:r>
+          </w:p>
+        </w:tc>
+        <w:tc>
+          <w:tcPr>
+            <w:tcW w:type="auto" w:w="0"/>
+            <w:shd w:fill="EEF2F8" w:color="auto" w:val="clear"/>
+            <w:tcMar>
+              <w:top w:type="dxa" w:w="40"/>
+              <w:left w:type="dxa" w:w="80"/>
+              <w:bottom w:type="dxa" w:w="40"/>
+              <w:right w:type="dxa" w:w="80"/>
+            </w:tcMar>
+          </w:tcPr>
+          <w:p>
+            <w:r>
+              <w:rPr>
+                <w:b/>
+                <w:bCs/>
+                <w:sz w:val="18"/>
+                <w:szCs w:val="18"/>
+              </w:rPr>
+              <w:t xml:space="preserve">Libellé</w:t>
+            </w:r>
+          </w:p>
+        </w:tc>
+        <w:tc>
+          <w:tcPr>
+            <w:tcW w:type="auto" w:w="0"/>
+            <w:shd w:fill="EEF2F8" w:color="auto" w:val="clear"/>
+            <w:tcMar>
+              <w:top w:type="dxa" w:w="40"/>
+              <w:left w:type="dxa" w:w="80"/>
+              <w:bottom w:type="dxa" w:w="40"/>
+              <w:right w:type="dxa" w:w="80"/>
+            </w:tcMar>
+          </w:tcPr>
+          <w:p>
+            <w:r>
+              <w:rPr>
+                <w:b/>
+                <w:bCs/>
+                <w:sz w:val="18"/>
+                <w:szCs w:val="18"/>
+              </w:rPr>
+              <w:t xml:space="preserve">Catégorie</w:t>
+            </w:r>
+          </w:p>
+        </w:tc>
+        <w:tc>
+          <w:tcPr>
+            <w:tcW w:type="auto" w:w="0"/>
+            <w:shd w:fill="EEF2F8" w:color="auto" w:val="clear"/>
+            <w:tcMar>
+              <w:top w:type="dxa" w:w="40"/>
+              <w:left w:type="dxa" w:w="80"/>
+              <w:bottom w:type="dxa" w:w="40"/>
+              <w:right w:type="dxa" w:w="80"/>
+            </w:tcMar>
+          </w:tcPr>
+          <w:p>
+            <w:r>
+              <w:rPr>
+                <w:b/>
+                <w:bCs/>
+                <w:sz w:val="18"/>
+                <w:szCs w:val="18"/>
+              </w:rPr>
+              <w:t xml:space="preserve">Sources</w:t>
+            </w:r>
+          </w:p>
+        </w:tc>
+        <w:tc>
+          <w:tcPr>
+            <w:tcW w:type="auto" w:w="0"/>
+            <w:shd w:fill="EEF2F8" w:color="auto" w:val="clear"/>
+            <w:tcMar>
+              <w:top w:type="dxa" w:w="40"/>
+              <w:left w:type="dxa" w:w="80"/>
+              <w:bottom w:type="dxa" w:w="40"/>
+              <w:right w:type="dxa" w:w="80"/>
+            </w:tcMar>
+          </w:tcPr>
+          <w:p>
+            <w:r>
+              <w:rPr>
+                <w:b/>
+                <w:bCs/>
+                <w:sz w:val="18"/>
+                <w:szCs w:val="18"/>
+              </w:rPr>
+              <w:t xml:space="preserve">Criticité initiale</w:t>
+            </w:r>
+          </w:p>
+        </w:tc>
+        <w:tc>
+          <w:tcPr>
+            <w:tcW w:type="auto" w:w="0"/>
+            <w:shd w:fill="EEF2F8" w:color="auto" w:val="clear"/>
+            <w:tcMar>
+              <w:top w:type="dxa" w:w="40"/>
+              <w:left w:type="dxa" w:w="80"/>
+              <w:bottom w:type="dxa" w:w="40"/>
+              <w:right w:type="dxa" w:w="80"/>
+            </w:tcMar>
+          </w:tcPr>
+          <w:p>
+            <w:r>
+              <w:rPr>
+                <w:b/>
+                <w:bCs/>
+                <w:sz w:val="18"/>
+                <w:szCs w:val="18"/>
+              </w:rPr>
+              <w:t xml:space="preserve">Criticité résiduelle</w:t>
+            </w:r>
+          </w:p>
+        </w:tc>
+      </w:tr>
+      <w:tr>
+        <w:tc>
+          <w:tcPr>
+            <w:tcW w:type="auto" w:w="0"/>
+            <w:tcMar>
+              <w:top w:type="dxa" w:w="40"/>
+              <w:left w:type="dxa" w:w="80"/>
+              <w:bottom w:type="dxa" w:w="40"/>
+              <w:right w:type="dxa" w:w="80"/>
+            </w:tcMar>
+          </w:tcPr>
+          <w:p>
+            <w:r>
+              <w:rPr>
+                <w:rFonts w:ascii="Consolas" w:cs="Consolas" w:eastAsia="Consolas" w:hAnsi="Consolas"/>
+                <w:b/>
+                <w:bCs/>
+                <w:color w:val="2F5BD0"/>
+              </w:rPr>
+              <w:t xml:space="preserve">{{#each risks sort="criticality_initial:desc"}}</w:t>
+            </w:r>
+            <w:r>
+              <w:rPr>
+                <w:rFonts w:ascii="Consolas" w:cs="Consolas" w:eastAsia="Consolas" w:hAnsi="Consolas"/>
+              </w:rPr>
+              <w:t xml:space="preserve">{{ risk.id }}</w:t>
+            </w:r>
+          </w:p>
+        </w:tc>
+        <w:tc>
+          <w:tcPr>
+            <w:tcW w:type="auto" w:w="0"/>
+            <w:tcMar>
+              <w:top w:type="dxa" w:w="40"/>
+              <w:left w:type="dxa" w:w="80"/>
+              <w:bottom w:type="dxa" w:w="40"/>
+              <w:right w:type="dxa" w:w="80"/>
+            </w:tcMar>
+          </w:tcPr>
+          <w:p>
+            <w:r>
+              <w:rPr>
+                <w:rFonts w:ascii="Consolas" w:cs="Consolas" w:eastAsia="Consolas" w:hAnsi="Consolas"/>
+              </w:rPr>
+              <w:t xml:space="preserve">{{ risk.label }}</w:t>
+            </w:r>
+          </w:p>
+        </w:tc>
+        <w:tc>
+          <w:tcPr>
+            <w:tcW w:type="auto" w:w="0"/>
+            <w:tcMar>
+              <w:top w:type="dxa" w:w="40"/>
+              <w:left w:type="dxa" w:w="80"/>
+              <w:bottom w:type="dxa" w:w="40"/>
+              <w:right w:type="dxa" w:w="80"/>
+            </w:tcMar>
+          </w:tcPr>
+          <w:p>
+            <w:r>
+              <w:rPr>
+                <w:rFonts w:ascii="Consolas" w:cs="Consolas" w:eastAsia="Consolas" w:hAnsi="Consolas"/>
+              </w:rPr>
+              <w:t xml:space="preserve">{{ risk.category | default="—" }}</w:t>
+            </w:r>
+          </w:p>
+        </w:tc>
+        <w:tc>
+          <w:tcPr>
+            <w:tcW w:type="auto" w:w="0"/>
+            <w:tcMar>
+              <w:top w:type="dxa" w:w="40"/>
+              <w:left w:type="dxa" w:w="80"/>
+              <w:bottom w:type="dxa" w:w="40"/>
+              <w:right w:type="dxa" w:w="80"/>
+            </w:tcMar>
+          </w:tcPr>
+          <w:p>
+            <w:r>
+              <w:rPr>
+                <w:rFonts w:ascii="Consolas" w:cs="Consolas" w:eastAsia="Consolas" w:hAnsi="Consolas"/>
+              </w:rPr>
+              <w:t xml:space="preserve">{{ risk.cf.source | badge }}</w:t>
+            </w:r>
+          </w:p>
+        </w:tc>
+        <w:tc>
+          <w:tcPr>
+            <w:tcW w:type="auto" w:w="0"/>
+            <w:tcMar>
+              <w:top w:type="dxa" w:w="40"/>
+              <w:left w:type="dxa" w:w="80"/>
+              <w:bottom w:type="dxa" w:w="40"/>
+              <w:right w:type="dxa" w:w="80"/>
+            </w:tcMar>
+          </w:tcPr>
+          <w:p>
+            <w:r>
+              <w:rPr>
+                <w:rFonts w:ascii="Consolas" w:cs="Consolas" w:eastAsia="Consolas" w:hAnsi="Consolas"/>
+              </w:rPr>
+              <w:t xml:space="preserve">{{ risk.initial.criticality | badge }}</w:t>
+            </w:r>
+          </w:p>
+        </w:tc>
+        <w:tc>
+          <w:tcPr>
+            <w:tcW w:type="auto" w:w="0"/>
+            <w:tcMar>
+              <w:top w:type="dxa" w:w="40"/>
+              <w:left w:type="dxa" w:w="80"/>
+              <w:bottom w:type="dxa" w:w="40"/>
+              <w:right w:type="dxa" w:w="80"/>
+            </w:tcMar>
+          </w:tcPr>
+          <w:p>
+            <w:r>
+              <w:rPr>
+                <w:rFonts w:ascii="Consolas" w:cs="Consolas" w:eastAsia="Consolas" w:hAnsi="Consolas"/>
+              </w:rPr>
+              <w:t xml:space="preserve">{{ risk.residual.criticality | badge }}</w:t>
+            </w:r>
+            <w:r>
+              <w:t xml:space="preserve"> </w:t>
+            </w:r>
+            <w:r>
+              <w:rPr>
+                <w:rFonts w:ascii="Consolas" w:cs="Consolas" w:eastAsia="Consolas" w:hAnsi="Consolas"/>
+                <w:b/>
+                <w:bCs/>
+                <w:color w:val="2F5BD0"/>
+              </w:rPr>
+              <w:t xml:space="preserve">{{/each}}</w:t>
+            </w:r>
+          </w:p>
+        </w:tc>
+      </w:tr>
+    </w:tbl>
     <w:p>
       <w:pPr>
         <w:pStyle w:val="Heading1"/>
@@ -246,7 +536,7 @@
           <w:sz w:val="18"/>
           <w:szCs w:val="18"/>
         </w:rPr>
-        <w:t xml:space="preserve">Tableau construit dans Word : la ligne de corps est répétée pour chaque mesure — la balise d'ouverture de boucle est placée au début de la première cellule, la balise de fermeture à la fin de la dernière.</w:t>
+        <w:t xml:space="preserve">Tableau construit dans Word : la ligne de corps est répétée pour chaque mesure — la balise d'ouverture de boucle est placée au début de la première cellule, la balise de fermeture à la fin de la dernière. La colonne « Statut » est affichée en badge coloré (| badge).</w:t>
       </w:r>
     </w:p>
     <w:tbl>
@@ -494,7 +784,7 @@
               <w:rPr>
                 <w:rFonts w:ascii="Consolas" w:cs="Consolas" w:eastAsia="Consolas" w:hAnsi="Consolas"/>
               </w:rPr>
-              <w:t xml:space="preserve">{{ measure.status }}</w:t>
+              <w:t xml:space="preserve">{{ measure.status | badge }}</w:t>
             </w:r>
           </w:p>
         </w:tc>

--- a/word-templates/modele-rapport-classique-annote.docx
+++ b/word-templates/modele-rapport-classique-annote.docx
@@ -251,6 +251,9 @@
             </w:tcMar>
           </w:tcPr>
           <w:p>
+            <w:pPr>
+              <w:spacing w:after="0" w:before="0"/>
+            </w:pPr>
             <w:r>
               <w:rPr>
                 <w:b/>
@@ -274,6 +277,9 @@
             </w:tcMar>
           </w:tcPr>
           <w:p>
+            <w:pPr>
+              <w:spacing w:after="0" w:before="0"/>
+            </w:pPr>
             <w:r>
               <w:rPr>
                 <w:b/>
@@ -297,6 +303,9 @@
             </w:tcMar>
           </w:tcPr>
           <w:p>
+            <w:pPr>
+              <w:spacing w:after="0" w:before="0"/>
+            </w:pPr>
             <w:r>
               <w:rPr>
                 <w:b/>
@@ -320,6 +329,9 @@
             </w:tcMar>
           </w:tcPr>
           <w:p>
+            <w:pPr>
+              <w:spacing w:after="0" w:before="0"/>
+            </w:pPr>
             <w:r>
               <w:rPr>
                 <w:b/>
@@ -343,6 +355,9 @@
             </w:tcMar>
           </w:tcPr>
           <w:p>
+            <w:pPr>
+              <w:spacing w:after="0" w:before="0"/>
+            </w:pPr>
             <w:r>
               <w:rPr>
                 <w:b/>
@@ -366,6 +381,9 @@
             </w:tcMar>
           </w:tcPr>
           <w:p>
+            <w:pPr>
+              <w:spacing w:after="0" w:before="0"/>
+            </w:pPr>
             <w:r>
               <w:rPr>
                 <w:b/>
@@ -390,6 +408,9 @@
             </w:tcMar>
           </w:tcPr>
           <w:p>
+            <w:pPr>
+              <w:spacing w:after="0" w:before="0"/>
+            </w:pPr>
             <w:r>
               <w:rPr>
                 <w:rFonts w:ascii="Consolas" w:cs="Consolas" w:eastAsia="Consolas" w:hAnsi="Consolas"/>
@@ -418,6 +439,9 @@
             </w:tcMar>
           </w:tcPr>
           <w:p>
+            <w:pPr>
+              <w:spacing w:after="0" w:before="0"/>
+            </w:pPr>
             <w:r>
               <w:rPr>
                 <w:rFonts w:ascii="Consolas" w:cs="Consolas" w:eastAsia="Consolas" w:hAnsi="Consolas"/>
@@ -437,6 +461,9 @@
             </w:tcMar>
           </w:tcPr>
           <w:p>
+            <w:pPr>
+              <w:spacing w:after="0" w:before="0"/>
+            </w:pPr>
             <w:r>
               <w:rPr>
                 <w:rFonts w:ascii="Consolas" w:cs="Consolas" w:eastAsia="Consolas" w:hAnsi="Consolas"/>
@@ -456,6 +483,9 @@
             </w:tcMar>
           </w:tcPr>
           <w:p>
+            <w:pPr>
+              <w:spacing w:after="0" w:before="0"/>
+            </w:pPr>
             <w:r>
               <w:rPr>
                 <w:rFonts w:ascii="Consolas" w:cs="Consolas" w:eastAsia="Consolas" w:hAnsi="Consolas"/>
@@ -475,6 +505,9 @@
             </w:tcMar>
           </w:tcPr>
           <w:p>
+            <w:pPr>
+              <w:spacing w:after="0" w:before="0"/>
+            </w:pPr>
             <w:r>
               <w:rPr>
                 <w:rFonts w:ascii="Consolas" w:cs="Consolas" w:eastAsia="Consolas" w:hAnsi="Consolas"/>
@@ -494,6 +527,9 @@
             </w:tcMar>
           </w:tcPr>
           <w:p>
+            <w:pPr>
+              <w:spacing w:after="0" w:before="0"/>
+            </w:pPr>
             <w:r>
               <w:rPr>
                 <w:rFonts w:ascii="Consolas" w:cs="Consolas" w:eastAsia="Consolas" w:hAnsi="Consolas"/>
@@ -575,6 +611,9 @@
             </w:tcMar>
           </w:tcPr>
           <w:p>
+            <w:pPr>
+              <w:spacing w:after="0" w:before="0"/>
+            </w:pPr>
             <w:r>
               <w:rPr>
                 <w:b/>
@@ -598,6 +637,9 @@
             </w:tcMar>
           </w:tcPr>
           <w:p>
+            <w:pPr>
+              <w:spacing w:after="0" w:before="0"/>
+            </w:pPr>
             <w:r>
               <w:rPr>
                 <w:b/>
@@ -621,6 +663,9 @@
             </w:tcMar>
           </w:tcPr>
           <w:p>
+            <w:pPr>
+              <w:spacing w:after="0" w:before="0"/>
+            </w:pPr>
             <w:r>
               <w:rPr>
                 <w:b/>
@@ -644,6 +689,9 @@
             </w:tcMar>
           </w:tcPr>
           <w:p>
+            <w:pPr>
+              <w:spacing w:after="0" w:before="0"/>
+            </w:pPr>
             <w:r>
               <w:rPr>
                 <w:b/>
@@ -667,6 +715,9 @@
             </w:tcMar>
           </w:tcPr>
           <w:p>
+            <w:pPr>
+              <w:spacing w:after="0" w:before="0"/>
+            </w:pPr>
             <w:r>
               <w:rPr>
                 <w:b/>
@@ -690,6 +741,9 @@
             </w:tcMar>
           </w:tcPr>
           <w:p>
+            <w:pPr>
+              <w:spacing w:after="0" w:before="0"/>
+            </w:pPr>
             <w:r>
               <w:rPr>
                 <w:b/>
@@ -714,6 +768,9 @@
             </w:tcMar>
           </w:tcPr>
           <w:p>
+            <w:pPr>
+              <w:spacing w:after="0" w:before="0"/>
+            </w:pPr>
             <w:r>
               <w:rPr>
                 <w:rFonts w:ascii="Consolas" w:cs="Consolas" w:eastAsia="Consolas" w:hAnsi="Consolas"/>
@@ -742,6 +799,9 @@
             </w:tcMar>
           </w:tcPr>
           <w:p>
+            <w:pPr>
+              <w:spacing w:after="0" w:before="0"/>
+            </w:pPr>
             <w:r>
               <w:rPr>
                 <w:rFonts w:ascii="Consolas" w:cs="Consolas" w:eastAsia="Consolas" w:hAnsi="Consolas"/>
@@ -761,6 +821,9 @@
             </w:tcMar>
           </w:tcPr>
           <w:p>
+            <w:pPr>
+              <w:spacing w:after="0" w:before="0"/>
+            </w:pPr>
             <w:r>
               <w:rPr>
                 <w:rFonts w:ascii="Consolas" w:cs="Consolas" w:eastAsia="Consolas" w:hAnsi="Consolas"/>
@@ -780,6 +843,9 @@
             </w:tcMar>
           </w:tcPr>
           <w:p>
+            <w:pPr>
+              <w:spacing w:after="0" w:before="0"/>
+            </w:pPr>
             <w:r>
               <w:rPr>
                 <w:rFonts w:ascii="Consolas" w:cs="Consolas" w:eastAsia="Consolas" w:hAnsi="Consolas"/>
@@ -799,6 +865,9 @@
             </w:tcMar>
           </w:tcPr>
           <w:p>
+            <w:pPr>
+              <w:spacing w:after="0" w:before="0"/>
+            </w:pPr>
             <w:r>
               <w:rPr>
                 <w:rFonts w:ascii="Consolas" w:cs="Consolas" w:eastAsia="Consolas" w:hAnsi="Consolas"/>
@@ -818,6 +887,9 @@
             </w:tcMar>
           </w:tcPr>
           <w:p>
+            <w:pPr>
+              <w:spacing w:after="0" w:before="0"/>
+            </w:pPr>
             <w:r>
               <w:rPr>
                 <w:rFonts w:ascii="Consolas" w:cs="Consolas" w:eastAsia="Consolas" w:hAnsi="Consolas"/>
@@ -1225,13 +1297,23 @@
 <w:styles xmlns:mc="http://schemas.openxmlformats.org/markup-compatibility/2006" xmlns:r="http://schemas.openxmlformats.org/officeDocument/2006/relationships" xmlns:w="http://schemas.openxmlformats.org/wordprocessingml/2006/main" xmlns:w14="http://schemas.microsoft.com/office/word/2010/wordml" xmlns:w15="http://schemas.microsoft.com/office/word/2012/wordml" mc:Ignorable="w14 w15">
   <w:docDefaults>
     <w:rPrDefault/>
-    <w:pPrDefault/>
+    <w:pPrDefault>
+      <w:pPr>
+        <w:widowControl/>
+        <w:spacing w:after="140"/>
+      </w:pPr>
+    </w:pPrDefault>
   </w:docDefaults>
   <w:style w:type="paragraph" w:styleId="Title">
     <w:name w:val="Title"/>
     <w:basedOn w:val="Normal"/>
     <w:next w:val="Normal"/>
     <w:qFormat/>
+    <w:pPr>
+      <w:keepNext/>
+      <w:keepLines/>
+      <w:spacing w:after="220" w:before="120"/>
+    </w:pPr>
     <w:rPr>
       <w:sz w:val="56"/>
       <w:szCs w:val="56"/>
@@ -1242,6 +1324,11 @@
     <w:basedOn w:val="Normal"/>
     <w:next w:val="Normal"/>
     <w:qFormat/>
+    <w:pPr>
+      <w:keepNext/>
+      <w:keepLines/>
+      <w:spacing w:after="160" w:before="340"/>
+    </w:pPr>
     <w:rPr>
       <w:color w:val="2E74B5"/>
       <w:sz w:val="32"/>
@@ -1253,6 +1340,11 @@
     <w:basedOn w:val="Normal"/>
     <w:next w:val="Normal"/>
     <w:qFormat/>
+    <w:pPr>
+      <w:keepNext/>
+      <w:keepLines/>
+      <w:spacing w:after="120" w:before="260"/>
+    </w:pPr>
     <w:rPr>
       <w:color w:val="2E74B5"/>
       <w:sz w:val="26"/>

--- a/word-templates/modele-rapport-classique-annote.docx
+++ b/word-templates/modele-rapport-classique-annote.docx
@@ -212,7 +212,7 @@
           <w:sz w:val="18"/>
           <w:szCs w:val="18"/>
         </w:rPr>
-        <w:t xml:space="preserve">Registre construit dans Word (boucle de ligne, triée par criticité initiale décroissante) : les colonnes « Sources » et « Criticité » affichent les étiquettes en badges colorés (| badge). Le tableau auto-généré { table source=risks } est illustré dans le modèle éclaté.</w:t>
+        <w:t xml:space="preserve">Registre construit dans Word (boucle de ligne, triée par criticité initiale décroissante) : les colonnes « Criticité » affichent les étiquettes en badges colorés (| badge) ; la catégorie est un champ de base, présent dans toute analyse. Le tableau auto-généré { table source=risks } est illustré dans le modèle éclaté.</w:t>
       </w:r>
     </w:p>
     <w:tbl>
@@ -228,12 +228,11 @@
         </w:tblBorders>
       </w:tblPr>
       <w:tblGrid>
-        <w:gridCol w:w="800"/>
-        <w:gridCol w:w="2400"/>
-        <w:gridCol w:w="1400"/>
-        <w:gridCol w:w="2400"/>
-        <w:gridCol w:w="1500"/>
-        <w:gridCol w:w="1500"/>
+        <w:gridCol w:w="900"/>
+        <w:gridCol w:w="2900"/>
+        <w:gridCol w:w="2000"/>
+        <w:gridCol w:w="2100"/>
+        <w:gridCol w:w="2100"/>
       </w:tblGrid>
       <w:tr>
         <w:trPr>
@@ -339,7 +338,7 @@
                 <w:sz w:val="18"/>
                 <w:szCs w:val="18"/>
               </w:rPr>
-              <w:t xml:space="preserve">Sources</w:t>
+              <w:t xml:space="preserve">Criticité initiale</w:t>
             </w:r>
           </w:p>
         </w:tc>
@@ -365,32 +364,6 @@
                 <w:sz w:val="18"/>
                 <w:szCs w:val="18"/>
               </w:rPr>
-              <w:t xml:space="preserve">Criticité initiale</w:t>
-            </w:r>
-          </w:p>
-        </w:tc>
-        <w:tc>
-          <w:tcPr>
-            <w:tcW w:type="auto" w:w="0"/>
-            <w:shd w:fill="EEF2F8" w:color="auto" w:val="clear"/>
-            <w:tcMar>
-              <w:top w:type="dxa" w:w="40"/>
-              <w:left w:type="dxa" w:w="80"/>
-              <w:bottom w:type="dxa" w:w="40"/>
-              <w:right w:type="dxa" w:w="80"/>
-            </w:tcMar>
-          </w:tcPr>
-          <w:p>
-            <w:pPr>
-              <w:spacing w:after="0" w:before="0"/>
-            </w:pPr>
-            <w:r>
-              <w:rPr>
-                <w:b/>
-                <w:bCs/>
-                <w:sz w:val="18"/>
-                <w:szCs w:val="18"/>
-              </w:rPr>
               <w:t xml:space="preserve">Criticité résiduelle</w:t>
             </w:r>
           </w:p>
@@ -469,28 +442,6 @@
                 <w:rFonts w:ascii="Consolas" w:cs="Consolas" w:eastAsia="Consolas" w:hAnsi="Consolas"/>
               </w:rPr>
               <w:t xml:space="preserve">{{ risk.category | default="—" }}</w:t>
-            </w:r>
-          </w:p>
-        </w:tc>
-        <w:tc>
-          <w:tcPr>
-            <w:tcW w:type="auto" w:w="0"/>
-            <w:tcMar>
-              <w:top w:type="dxa" w:w="40"/>
-              <w:left w:type="dxa" w:w="80"/>
-              <w:bottom w:type="dxa" w:w="40"/>
-              <w:right w:type="dxa" w:w="80"/>
-            </w:tcMar>
-          </w:tcPr>
-          <w:p>
-            <w:pPr>
-              <w:spacing w:after="0" w:before="0"/>
-            </w:pPr>
-            <w:r>
-              <w:rPr>
-                <w:rFonts w:ascii="Consolas" w:cs="Consolas" w:eastAsia="Consolas" w:hAnsi="Consolas"/>
-              </w:rPr>
-              <w:t xml:space="preserve">{{ risk.cf.source | badge }}</w:t>
             </w:r>
           </w:p>
         </w:tc>
@@ -1096,7 +1047,7 @@
         <w:pStyle w:val="Heading1"/>
       </w:pPr>
       <w:r>
-        <w:t xml:space="preserve">7. Profil par source de risque</w:t>
+        <w:t xml:space="preserve">7. Profil par catégorie de risque</w:t>
       </w:r>
     </w:p>
     <w:p>
@@ -1107,7 +1058,7 @@
           <w:bCs/>
           <w:color w:val="2F5BD0"/>
         </w:rPr>
-        <w:t xml:space="preserve">{{ radar dimension="cf.source" metric="average" evaluation="overlay" title="Criticité moyenne par source" }}</w:t>
+        <w:t xml:space="preserve">{{ radar dimension="category" metric="average" evaluation="overlay" title="Criticité moyenne par catégorie" }}</w:t>
       </w:r>
     </w:p>
     <w:sectPr>
